--- a/people-lead/word/Andressa-Silva-Historico-Completo-People-Lead.docx
+++ b/people-lead/word/Andressa-Silva-Historico-Completo-People-Lead.docx
@@ -9185,7 +9185,25 @@
                 <w:i w:val="0"/>
                 <w:sz w:val="20"/>
               </w:rPr>
-              <w:t>People Leads imputam avaliações no Workday</w:t>
+              <w:t>People Leads imputam avaliações no Workday (</w:t>
+            </w:r>
+            <w:r>
+              <w:rPr>
+                <w:rFonts w:ascii="Calibri" w:hAnsi="Calibri" w:eastAsia="Calibri"/>
+                <w:b/>
+                <w:i w:val="0"/>
+                <w:sz w:val="20"/>
+              </w:rPr>
+              <w:t>prazo máximo: 11/09</w:t>
+            </w:r>
+            <w:r>
+              <w:rPr>
+                <w:rFonts w:ascii="Calibri" w:hAnsi="Calibri" w:eastAsia="Calibri"/>
+                <w:b w:val="0"/>
+                <w:i w:val="0"/>
+                <w:sz w:val="20"/>
+              </w:rPr>
+              <w:t xml:space="preserve"> — confirmado Talent para Ana Karina)</w:t>
             </w:r>
           </w:p>
         </w:tc>
@@ -9209,7 +9227,7 @@
                 <w:i w:val="0"/>
                 <w:sz w:val="20"/>
               </w:rPr>
-              <w:t>Meados de setembro</w:t>
+              <w:t>Após 11/09</w:t>
             </w:r>
           </w:p>
         </w:tc>
@@ -9231,7 +9249,7 @@
                 <w:i w:val="0"/>
                 <w:sz w:val="20"/>
               </w:rPr>
-              <w:t>Calibração das práticas</w:t>
+              <w:t>Talent Discussions</w:t>
             </w:r>
           </w:p>
         </w:tc>
@@ -9253,7 +9271,16 @@
                 <w:i w:val="0"/>
                 <w:sz w:val="20"/>
               </w:rPr>
-              <w:t>Talent Leads marcam quem está pronto para o próximo nível e fecham avaliações de todo mundo</w:t>
+              <w:t xml:space="preserve">Practice Lead + VPs discutem inputs; podem haver </w:t>
+            </w:r>
+            <w:r>
+              <w:rPr>
+                <w:rFonts w:ascii="Calibri" w:hAnsi="Calibri" w:eastAsia="Calibri"/>
+                <w:b/>
+                <w:i w:val="0"/>
+                <w:sz w:val="20"/>
+              </w:rPr>
+              <w:t>ajustes</w:t>
             </w:r>
           </w:p>
         </w:tc>
@@ -9276,7 +9303,7 @@
                 <w:i w:val="0"/>
                 <w:sz w:val="20"/>
               </w:rPr>
-              <w:t>Outubro</w:t>
+              <w:t>Meados de setembro</w:t>
             </w:r>
           </w:p>
         </w:tc>
@@ -9297,7 +9324,7 @@
                 <w:i w:val="0"/>
                 <w:sz w:val="20"/>
               </w:rPr>
-              <w:t>Rewards</w:t>
+              <w:t>Calibração das práticas</w:t>
             </w:r>
           </w:p>
         </w:tc>
@@ -9318,7 +9345,7 @@
                 <w:i w:val="0"/>
                 <w:sz w:val="20"/>
               </w:rPr>
-              <w:t>Distribuição de % de promoção, mérito (se houver) e PPR</w:t>
+              <w:t>Talent Leads marcam quem está pronto para o próximo nível e fecham avaliações de todo mundo</w:t>
             </w:r>
           </w:p>
         </w:tc>
@@ -9342,7 +9369,7 @@
                 <w:i w:val="0"/>
                 <w:sz w:val="20"/>
               </w:rPr>
-              <w:t>Início de novembro</w:t>
+              <w:t>Outubro</w:t>
             </w:r>
           </w:p>
         </w:tc>
@@ -9364,7 +9391,7 @@
                 <w:i w:val="0"/>
                 <w:sz w:val="20"/>
               </w:rPr>
-              <w:t>Divulgação</w:t>
+              <w:t>Rewards</w:t>
             </w:r>
           </w:p>
         </w:tc>
@@ -9386,7 +9413,7 @@
                 <w:i w:val="0"/>
                 <w:sz w:val="20"/>
               </w:rPr>
-              <w:t>Resultados para os profissionais; PLs marcam reunião de feedback</w:t>
+              <w:t>Distribuição de % de promoção, mérito (se houver) e PPR</w:t>
             </w:r>
           </w:p>
         </w:tc>
@@ -9409,7 +9436,7 @@
                 <w:i w:val="0"/>
                 <w:sz w:val="20"/>
               </w:rPr>
-              <w:t>Início / meados de dezembro</w:t>
+              <w:t>Início de novembro</w:t>
             </w:r>
           </w:p>
         </w:tc>
@@ -9430,7 +9457,7 @@
                 <w:i w:val="0"/>
                 <w:sz w:val="20"/>
               </w:rPr>
-              <w:t>Efetivação</w:t>
+              <w:t>Divulgação</w:t>
             </w:r>
           </w:p>
         </w:tc>
@@ -9451,6 +9478,74 @@
                 <w:i w:val="0"/>
                 <w:sz w:val="20"/>
               </w:rPr>
+              <w:t>Resultados para os profissionais; PLs marcam reunião de feedback</w:t>
+            </w:r>
+          </w:p>
+        </w:tc>
+      </w:tr>
+      <w:tr>
+        <w:tc>
+          <w:tcPr>
+            <w:tcW w:type="dxa" w:w="3249"/>
+            <w:shd w:fill="F3F6FA" w:val="clear"/>
+          </w:tcPr>
+          <w:p>
+            <w:r>
+              <w:rPr>
+                <w:sz w:val="20"/>
+              </w:rPr>
+            </w:r>
+            <w:r>
+              <w:rPr>
+                <w:rFonts w:ascii="Calibri" w:hAnsi="Calibri" w:eastAsia="Calibri"/>
+                <w:b w:val="0"/>
+                <w:i w:val="0"/>
+                <w:sz w:val="20"/>
+              </w:rPr>
+              <w:t>Início / meados de dezembro</w:t>
+            </w:r>
+          </w:p>
+        </w:tc>
+        <w:tc>
+          <w:tcPr>
+            <w:tcW w:type="dxa" w:w="3249"/>
+            <w:shd w:fill="F3F6FA" w:val="clear"/>
+          </w:tcPr>
+          <w:p>
+            <w:r>
+              <w:rPr>
+                <w:sz w:val="20"/>
+              </w:rPr>
+            </w:r>
+            <w:r>
+              <w:rPr>
+                <w:rFonts w:ascii="Calibri" w:hAnsi="Calibri" w:eastAsia="Calibri"/>
+                <w:b w:val="0"/>
+                <w:i w:val="0"/>
+                <w:sz w:val="20"/>
+              </w:rPr>
+              <w:t>Efetivação</w:t>
+            </w:r>
+          </w:p>
+        </w:tc>
+        <w:tc>
+          <w:tcPr>
+            <w:tcW w:type="dxa" w:w="3249"/>
+            <w:shd w:fill="F3F6FA" w:val="clear"/>
+          </w:tcPr>
+          <w:p>
+            <w:r>
+              <w:rPr>
+                <w:sz w:val="20"/>
+              </w:rPr>
+            </w:r>
+            <w:r>
+              <w:rPr>
+                <w:rFonts w:ascii="Calibri" w:hAnsi="Calibri" w:eastAsia="Calibri"/>
+                <w:b w:val="0"/>
+                <w:i w:val="0"/>
+                <w:sz w:val="20"/>
+              </w:rPr>
               <w:t>Promoções, méritos e PPR entram em vigor</w:t>
             </w:r>
           </w:p>
@@ -9466,7 +9561,7 @@
           <w:i w:val="0"/>
           <w:sz w:val="22"/>
         </w:rPr>
-        <w:t>Hoje (24/08/2026):</w:t>
+        <w:t>Hoje (28/08/2026):</w:t>
       </w:r>
       <w:r>
         <w:rPr>
@@ -9475,7 +9570,25 @@
           <w:i w:val="0"/>
           <w:sz w:val="22"/>
         </w:rPr>
-        <w:t xml:space="preserve"> estamos entre o prework dos projetos e a janela de setembro. É o momento de fechar prioridades, autoavaliação e conversa PL ↔ profissional.</w:t>
+        <w:t xml:space="preserve"> prazo da autorreflexão do profissional (28/08). Input do People Lead no ABCD Form até </w:t>
+      </w:r>
+      <w:r>
+        <w:rPr>
+          <w:rFonts w:ascii="Calibri" w:hAnsi="Calibri" w:eastAsia="Calibri"/>
+          <w:b/>
+          <w:i w:val="0"/>
+          <w:sz w:val="22"/>
+        </w:rPr>
+        <w:t>11/09</w:t>
+      </w:r>
+      <w:r>
+        <w:rPr>
+          <w:rFonts w:ascii="Calibri" w:hAnsi="Calibri" w:eastAsia="Calibri"/>
+          <w:b w:val="0"/>
+          <w:i w:val="0"/>
+          <w:sz w:val="22"/>
+        </w:rPr>
+        <w:t>. Talent Discussions em seguida.</w:t>
       </w:r>
     </w:p>
     <w:p>
